--- a/docs/DECISIONS.docx
+++ b/docs/DECISIONS.docx
@@ -49,25 +49,31 @@
           <w:b/>
           <w:bCs/>
         </w:rPr>
-        <w:t xml:space="preserve">I picked IT hardware.</w:t>
-      </w:r>
-      <w:r>
-        <w:t xml:space="preserve"> </w:t>
-      </w:r>
-      <w:r>
-        <w:t xml:space="preserve">Of the four categories offered, it has the most unit</w:t>
-      </w:r>
-      <w:r>
-        <w:t xml:space="preserve"> </w:t>
-      </w:r>
-      <w:r>
-        <w:t xml:space="preserve">traps per line: kits, boxes of 10, boxes of 50, per-piece, per-DIMM. A unit trap</w:t>
-      </w:r>
-      <w:r>
-        <w:t xml:space="preserve"> </w:t>
-      </w:r>
-      <w:r>
-        <w:t xml:space="preserve">is the edge that survives review, because the wrong number still looks right.</w:t>
+        <w:t xml:space="preserve">I picked IT hardware</w:t>
+      </w:r>
+      <w:r>
+        <w:t xml:space="preserve"> </w:t>
+      </w:r>
+      <w:r>
+        <w:t xml:space="preserve">because it has the most unit traps of the four</w:t>
+      </w:r>
+      <w:r>
+        <w:t xml:space="preserve"> </w:t>
+      </w:r>
+      <w:r>
+        <w:t xml:space="preserve">categories offered: kits, boxes of 10, boxes of 50, per-piece, per-DIMM. A unit</w:t>
+      </w:r>
+      <w:r>
+        <w:t xml:space="preserve"> </w:t>
+      </w:r>
+      <w:r>
+        <w:t xml:space="preserve">trap is the dangerous kind of error, because the wrong number still looks like a</w:t>
+      </w:r>
+      <w:r>
+        <w:t xml:space="preserve"> </w:t>
+      </w:r>
+      <w:r>
+        <w:t xml:space="preserve">sensible price. Nobody catches it by reading the screen.</w:t>
       </w:r>
     </w:p>
     <w:bookmarkStart w:id="10" w:name="five-decisions"/>
@@ -88,43 +94,69 @@
           <w:b/>
           <w:bCs/>
         </w:rPr>
-        <w:t xml:space="preserve">1. The AI reads. The code counts.</w:t>
-      </w:r>
-      <w:r>
-        <w:t xml:space="preserve"> </w:t>
-      </w:r>
-      <w:r>
-        <w:t xml:space="preserve">The model reports what a document says, in</w:t>
-      </w:r>
-      <w:r>
-        <w:t xml:space="preserve"> </w:t>
-      </w:r>
-      <w:r>
-        <w:t xml:space="preserve">the supplier's own unit and currency. It never multiplies, converts, discounts</w:t>
-      </w:r>
-      <w:r>
-        <w:t xml:space="preserve"> </w:t>
-      </w:r>
-      <w:r>
-        <w:t xml:space="preserve">or adds. I wrote the calculator twice, in Python and in TypeScript, so the total</w:t>
-      </w:r>
-      <w:r>
-        <w:t xml:space="preserve"> </w:t>
-      </w:r>
-      <w:r>
-        <w:t xml:space="preserve">cannot drift, and a test proves the two agree on all 150 cells. No number can be</w:t>
-      </w:r>
-      <w:r>
-        <w:t xml:space="preserve"> </w:t>
-      </w:r>
-      <w:r>
-        <w:t xml:space="preserve">stored without saying where it came from; that is a database constraint, not a</w:t>
-      </w:r>
-      <w:r>
-        <w:t xml:space="preserve"> </w:t>
-      </w:r>
-      <w:r>
-        <w:t xml:space="preserve">habit.</w:t>
+        <w:t xml:space="preserve">1. The model reads. The code does the maths.</w:t>
+      </w:r>
+      <w:r>
+        <w:t xml:space="preserve"> </w:t>
+      </w:r>
+      <w:r>
+        <w:t xml:space="preserve">The model only reports what a document says, in the supplier's own words and</w:t>
+      </w:r>
+      <w:r>
+        <w:t xml:space="preserve"> </w:t>
+      </w:r>
+      <w:r>
+        <w:t xml:space="preserve">currency. Every calculation happens in ordinary code.</w:t>
+      </w:r>
+      <w:r>
+        <w:t xml:space="preserve"> </w:t>
+      </w:r>
+      <w:r>
+        <w:rPr>
+          <w:i/>
+          <w:iCs/>
+        </w:rPr>
+        <w:t xml:space="preserve">Why:</w:t>
+      </w:r>
+      <w:r>
+        <w:t xml:space="preserve"> </w:t>
+      </w:r>
+      <w:r>
+        <w:t xml:space="preserve">you cannot prove a model will add up the same way twice. You can prove</w:t>
+      </w:r>
+      <w:r>
+        <w:t xml:space="preserve"> </w:t>
+      </w:r>
+      <w:r>
+        <w:t xml:space="preserve">code does. So I wrote the calculator twice, in two languages, and a test checks</w:t>
+      </w:r>
+      <w:r>
+        <w:t xml:space="preserve"> </w:t>
+      </w:r>
+      <w:r>
+        <w:t xml:space="preserve">they agree on all 150 cells.</w:t>
+      </w:r>
+      <w:r>
+        <w:t xml:space="preserve"> </w:t>
+      </w:r>
+      <w:r>
+        <w:rPr>
+          <w:i/>
+          <w:iCs/>
+        </w:rPr>
+        <w:t xml:space="preserve">The pro:</w:t>
+      </w:r>
+      <w:r>
+        <w:t xml:space="preserve"> </w:t>
+      </w:r>
+      <w:r>
+        <w:t xml:space="preserve">the total cannot quietly drift between two runs, and every number on</w:t>
+      </w:r>
+      <w:r>
+        <w:t xml:space="preserve"> </w:t>
+      </w:r>
+      <w:r>
+        <w:t xml:space="preserve">the screen can point at the sentence it came from.</w:t>
       </w:r>
     </w:p>
     <w:p>
@@ -136,37 +168,13 @@
           <w:b/>
           <w:bCs/>
         </w:rPr>
-        <w:t xml:space="preserve">2. The attachment governs, and there are three states.</w:t>
-      </w:r>
-      <w:r>
-        <w:t xml:space="preserve"> </w:t>
-      </w:r>
-      <w:r>
-        <w:t xml:space="preserve">A supplier says "yes,</w:t>
-      </w:r>
-      <w:r>
-        <w:t xml:space="preserve"> </w:t>
-      </w:r>
-      <w:r>
-        <w:t xml:space="preserve">we are ISO 27001 certified" and attaches a certificate for the withdrawn 2013</w:t>
-      </w:r>
-      <w:r>
-        <w:t xml:space="preserve"> </w:t>
-      </w:r>
-      <w:r>
-        <w:t xml:space="preserve">revision. A model asked "did they pass?" says yes, because they said yes. So the</w:t>
-      </w:r>
-      <w:r>
-        <w:t xml:space="preserve"> </w:t>
-      </w:r>
-      <w:r>
-        <w:t xml:space="preserve">certificate gets its own read, and comparing its expiry to today is left to</w:t>
-      </w:r>
-      <w:r>
-        <w:t xml:space="preserve"> </w:t>
-      </w:r>
-      <w:r>
-        <w:t xml:space="preserve">code. Passed, failed, and</w:t>
+        <w:t xml:space="preserve">2. Three answers to "did they qualify", not two.</w:t>
+      </w:r>
+      <w:r>
+        <w:t xml:space="preserve"> </w:t>
+      </w:r>
+      <w:r>
+        <w:t xml:space="preserve">Passed, failed, and</w:t>
       </w:r>
       <w:r>
         <w:t xml:space="preserve"> </w:t>
@@ -176,16 +184,54 @@
           <w:b/>
           <w:bCs/>
         </w:rPr>
-        <w:t xml:space="preserve">not assessed</w:t>
-      </w:r>
-      <w:r>
-        <w:t xml:space="preserve">: without the third, a screen can</w:t>
-      </w:r>
-      <w:r>
-        <w:t xml:space="preserve"> </w:t>
-      </w:r>
-      <w:r>
-        <w:t xml:space="preserve">claim a failure it has no evidence for.</w:t>
+        <w:t xml:space="preserve">nobody has checked yet</w:t>
+      </w:r>
+      <w:r>
+        <w:t xml:space="preserve">.</w:t>
+      </w:r>
+      <w:r>
+        <w:t xml:space="preserve"> </w:t>
+      </w:r>
+      <w:r>
+        <w:rPr>
+          <w:i/>
+          <w:iCs/>
+        </w:rPr>
+        <w:t xml:space="preserve">Why:</w:t>
+      </w:r>
+      <w:r>
+        <w:t xml:space="preserve"> </w:t>
+      </w:r>
+      <w:r>
+        <w:t xml:space="preserve">a supplier whose questionnaire nobody has opened is not a supplier who</w:t>
+      </w:r>
+      <w:r>
+        <w:t xml:space="preserve"> </w:t>
+      </w:r>
+      <w:r>
+        <w:t xml:space="preserve">failed. Merging those two is how a real bid gets dropped by mistake.</w:t>
+      </w:r>
+      <w:r>
+        <w:t xml:space="preserve"> </w:t>
+      </w:r>
+      <w:r>
+        <w:rPr>
+          <w:i/>
+          <w:iCs/>
+        </w:rPr>
+        <w:t xml:space="preserve">The pro:</w:t>
+      </w:r>
+      <w:r>
+        <w:t xml:space="preserve"> </w:t>
+      </w:r>
+      <w:r>
+        <w:t xml:space="preserve">the screen can never accuse a supplier of failing something it has no</w:t>
+      </w:r>
+      <w:r>
+        <w:t xml:space="preserve"> </w:t>
+      </w:r>
+      <w:r>
+        <w:t xml:space="preserve">evidence for, and the buyer can see exactly which suppliers still need checking.</w:t>
       </w:r>
     </w:p>
     <w:p>
@@ -197,31 +243,69 @@
           <w:b/>
           <w:bCs/>
         </w:rPr>
-        <w:t xml:space="preserve">3. Five kinds of nothing, not one dash.</w:t>
-      </w:r>
-      <w:r>
-        <w:t xml:space="preserve"> </w:t>
-      </w:r>
-      <w:r>
-        <w:t xml:space="preserve">Declined, never mentioned, cannot</w:t>
-      </w:r>
-      <w:r>
-        <w:t xml:space="preserve"> </w:t>
-      </w:r>
-      <w:r>
-        <w:t xml:space="preserve">read it, not a price, needs your call. My first build drew all five identically,</w:t>
-      </w:r>
-      <w:r>
-        <w:t xml:space="preserve"> </w:t>
-      </w:r>
-      <w:r>
-        <w:t xml:space="preserve">turning five different next actions into one shrug. Five conversations with five</w:t>
-      </w:r>
-      <w:r>
-        <w:t xml:space="preserve"> </w:t>
-      </w:r>
-      <w:r>
-        <w:t xml:space="preserve">suppliers, so five marks.</w:t>
+        <w:t xml:space="preserve">3. Five kinds of blank, not one dash.</w:t>
+      </w:r>
+      <w:r>
+        <w:t xml:space="preserve"> </w:t>
+      </w:r>
+      <w:r>
+        <w:t xml:space="preserve">A missing cell is one of five things: the supplier declined, never mentioned it,</w:t>
+      </w:r>
+      <w:r>
+        <w:t xml:space="preserve"> </w:t>
+      </w:r>
+      <w:r>
+        <w:t xml:space="preserve">we could not read it, they wrote something that is not a price, or it needs the</w:t>
+      </w:r>
+      <w:r>
+        <w:t xml:space="preserve"> </w:t>
+      </w:r>
+      <w:r>
+        <w:t xml:space="preserve">buyer's judgement. Each gets its own mark.</w:t>
+      </w:r>
+      <w:r>
+        <w:t xml:space="preserve"> </w:t>
+      </w:r>
+      <w:r>
+        <w:rPr>
+          <w:i/>
+          <w:iCs/>
+        </w:rPr>
+        <w:t xml:space="preserve">Why:</w:t>
+      </w:r>
+      <w:r>
+        <w:t xml:space="preserve"> </w:t>
+      </w:r>
+      <w:r>
+        <w:t xml:space="preserve">my first build drew all five the same way, which turned five different</w:t>
+      </w:r>
+      <w:r>
+        <w:t xml:space="preserve"> </w:t>
+      </w:r>
+      <w:r>
+        <w:t xml:space="preserve">next actions into one shrug.</w:t>
+      </w:r>
+      <w:r>
+        <w:t xml:space="preserve"> </w:t>
+      </w:r>
+      <w:r>
+        <w:rPr>
+          <w:i/>
+          <w:iCs/>
+        </w:rPr>
+        <w:t xml:space="preserve">The pro:</w:t>
+      </w:r>
+      <w:r>
+        <w:t xml:space="preserve"> </w:t>
+      </w:r>
+      <w:r>
+        <w:t xml:space="preserve">the buyer knows what to do about each blank. Chase this supplier,</w:t>
+      </w:r>
+      <w:r>
+        <w:t xml:space="preserve"> </w:t>
+      </w:r>
+      <w:r>
+        <w:t xml:space="preserve">ignore that one, look at this one yourself. A single dash tells you nothing.</w:t>
       </w:r>
     </w:p>
     <w:p>
@@ -233,19 +317,38 @@
           <w:b/>
           <w:bCs/>
         </w:rPr>
-        <w:t xml:space="preserve">4. Two correct numbers can still mislead.</w:t>
-      </w:r>
-      <w:r>
-        <w:t xml:space="preserve"> </w:t>
-      </w:r>
-      <w:r>
-        <w:t xml:space="preserve">The strict award looks ₹45.3 lakh</w:t>
-      </w:r>
-      <w:r>
-        <w:t xml:space="preserve"> </w:t>
-      </w:r>
-      <w:r>
-        <w:t xml:space="preserve">cheaper than the eligible-suppliers award and is ₹5.0 lakh</w:t>
+        <w:t xml:space="preserve">4. When two totals are not comparable, say so before showing them.</w:t>
+      </w:r>
+      <w:r>
+        <w:t xml:space="preserve"> </w:t>
+      </w:r>
+      <w:r>
+        <w:t xml:space="preserve">The strict award looks ₹45.3 lakh cheaper than the eligible-suppliers award. On</w:t>
+      </w:r>
+      <w:r>
+        <w:t xml:space="preserve"> </w:t>
+      </w:r>
+      <w:r>
+        <w:t xml:space="preserve">the 28 lines they both cover, it is actually ₹5.0 lakh</w:t>
+      </w:r>
+      <w:r>
+        <w:t xml:space="preserve"> </w:t>
+      </w:r>
+      <w:r>
+        <w:rPr>
+          <w:b/>
+          <w:bCs/>
+        </w:rPr>
+        <w:t xml:space="preserve">more expensive</w:t>
+      </w:r>
+      <w:r>
+        <w:t xml:space="preserve">. The</w:t>
+      </w:r>
+      <w:r>
+        <w:t xml:space="preserve"> </w:t>
+      </w:r>
+      <w:r>
+        <w:t xml:space="preserve">gap is coverage: one covers 28 lines, the other 30.</w:t>
       </w:r>
       <w:r>
         <w:t xml:space="preserve"> </w:t>
@@ -255,31 +358,41 @@
           <w:i/>
           <w:iCs/>
         </w:rPr>
-        <w:t xml:space="preserve">dearer</w:t>
-      </w:r>
-      <w:r>
-        <w:t xml:space="preserve"> </w:t>
-      </w:r>
-      <w:r>
-        <w:t xml:space="preserve">on the lines</w:t>
-      </w:r>
-      <w:r>
-        <w:t xml:space="preserve"> </w:t>
-      </w:r>
-      <w:r>
-        <w:t xml:space="preserve">they share, because it covers 28 lines instead of 30. Both are right, which is</w:t>
-      </w:r>
-      <w:r>
-        <w:t xml:space="preserve"> </w:t>
-      </w:r>
-      <w:r>
-        <w:t xml:space="preserve">why a careful person misses it. So when two scenarios cover different lines, the</w:t>
-      </w:r>
-      <w:r>
-        <w:t xml:space="preserve"> </w:t>
-      </w:r>
-      <w:r>
-        <w:t xml:space="preserve">system says so and restates both on the common basis first.</w:t>
+        <w:t xml:space="preserve">Why:</w:t>
+      </w:r>
+      <w:r>
+        <w:t xml:space="preserve"> </w:t>
+      </w:r>
+      <w:r>
+        <w:t xml:space="preserve">both numbers are correct, which is exactly why a careful person picks the</w:t>
+      </w:r>
+      <w:r>
+        <w:t xml:space="preserve"> </w:t>
+      </w:r>
+      <w:r>
+        <w:t xml:space="preserve">wrong one. No amount of care catches this; only the system can.</w:t>
+      </w:r>
+      <w:r>
+        <w:t xml:space="preserve"> </w:t>
+      </w:r>
+      <w:r>
+        <w:rPr>
+          <w:i/>
+          <w:iCs/>
+        </w:rPr>
+        <w:t xml:space="preserve">The pro:</w:t>
+      </w:r>
+      <w:r>
+        <w:t xml:space="preserve"> </w:t>
+      </w:r>
+      <w:r>
+        <w:t xml:space="preserve">whenever two scenarios cover different lines, the buyer is told, and</w:t>
+      </w:r>
+      <w:r>
+        <w:t xml:space="preserve"> </w:t>
+      </w:r>
+      <w:r>
+        <w:t xml:space="preserve">both totals are restated on the lines they share, before either headline appears.</w:t>
       </w:r>
     </w:p>
     <w:p>
@@ -291,53 +404,79 @@
           <w:b/>
           <w:bCs/>
         </w:rPr>
-        <w:t xml:space="preserve">5. The gate is overridable on purpose.</w:t>
-      </w:r>
-      <w:r>
-        <w:t xml:space="preserve"> </w:t>
-      </w:r>
-      <w:r>
-        <w:t xml:space="preserve">The enquiry is held if a line says</w:t>
-      </w:r>
-      <w:r>
-        <w:t xml:space="preserve"> </w:t>
-      </w:r>
-      <w:r>
-        <w:t xml:space="preserve">"box" without saying how many are inside. Overridable with a typed reason rather</w:t>
-      </w:r>
-      <w:r>
-        <w:t xml:space="preserve"> </w:t>
-      </w:r>
-      <w:r>
-        <w:t xml:space="preserve">than a hard block, because an unclickable button gets worked around by editing</w:t>
-      </w:r>
-      <w:r>
-        <w:t xml:space="preserve"> </w:t>
-      </w:r>
-      <w:r>
-        <w:t xml:space="preserve">the draft until the check stops firing, and that leaves no record at all. The</w:t>
-      </w:r>
-      <w:r>
-        <w:t xml:space="preserve"> </w:t>
-      </w:r>
-      <w:r>
-        <w:t xml:space="preserve">reason prints in the award note, so the buyer who overrode it answers to the</w:t>
-      </w:r>
-      <w:r>
-        <w:t xml:space="preserve"> </w:t>
-      </w:r>
-      <w:r>
-        <w:t xml:space="preserve">CFO, not to me.</w:t>
+        <w:t xml:space="preserve">5. The quality gate can be overridden, on purpose.</w:t>
+      </w:r>
+      <w:r>
+        <w:t xml:space="preserve"> </w:t>
+      </w:r>
+      <w:r>
+        <w:t xml:space="preserve">The enquiry is held if a line says "box" without saying how many are inside. The</w:t>
+      </w:r>
+      <w:r>
+        <w:t xml:space="preserve"> </w:t>
+      </w:r>
+      <w:r>
+        <w:t xml:space="preserve">buyer can send it anyway by typing a reason.</w:t>
+      </w:r>
+      <w:r>
+        <w:t xml:space="preserve"> </w:t>
+      </w:r>
+      <w:r>
+        <w:rPr>
+          <w:i/>
+          <w:iCs/>
+        </w:rPr>
+        <w:t xml:space="preserve">Why:</w:t>
+      </w:r>
+      <w:r>
+        <w:t xml:space="preserve"> </w:t>
+      </w:r>
+      <w:r>
+        <w:t xml:space="preserve">a hard block does not stop anyone. It just gets worked around by editing</w:t>
+      </w:r>
+      <w:r>
+        <w:t xml:space="preserve"> </w:t>
+      </w:r>
+      <w:r>
+        <w:t xml:space="preserve">the enquiry until the warning disappears, and that leaves no record at all.</w:t>
+      </w:r>
+      <w:r>
+        <w:t xml:space="preserve"> </w:t>
+      </w:r>
+      <w:r>
+        <w:rPr>
+          <w:i/>
+          <w:iCs/>
+        </w:rPr>
+        <w:t xml:space="preserve">The pro:</w:t>
+      </w:r>
+      <w:r>
+        <w:t xml:space="preserve"> </w:t>
+      </w:r>
+      <w:r>
+        <w:t xml:space="preserve">the buyer stays in control, and the reason they typed prints in the</w:t>
+      </w:r>
+      <w:r>
+        <w:t xml:space="preserve"> </w:t>
+      </w:r>
+      <w:r>
+        <w:t xml:space="preserve">award note. So the override is on the record, and they explain it to their CFO</w:t>
+      </w:r>
+      <w:r>
+        <w:t xml:space="preserve"> </w:t>
+      </w:r>
+      <w:r>
+        <w:t xml:space="preserve">rather than to me.</w:t>
       </w:r>
     </w:p>
     <w:bookmarkEnd w:id="10"/>
-    <w:bookmarkStart w:id="11" w:name="what-i-got-wrong"/>
+    <w:bookmarkStart w:id="11" w:name="three-things-i-got-wrong"/>
     <w:p>
       <w:pPr>
         <w:pStyle w:val="Heading2"/>
       </w:pPr>
       <w:r>
-        <w:t xml:space="preserve">What I got wrong</w:t>
+        <w:t xml:space="preserve">Three things I got wrong</w:t>
       </w:r>
     </w:p>
     <w:p>
@@ -355,41 +494,81 @@
         <w:t xml:space="preserve"> </w:t>
       </w:r>
       <w:r>
-        <w:t xml:space="preserve">Its questionnaire tool served a pass/fail boolean and a hand-typed finding out</w:t>
-      </w:r>
-      <w:r>
-        <w:t xml:space="preserve"> </w:t>
-      </w:r>
-      <w:r>
-        <w:t xml:space="preserve">of a catalog file, so</w:t>
-      </w:r>
-      <w:r>
-        <w:t xml:space="preserve"> </w:t>
-      </w:r>
-      <w:r>
         <w:rPr>
           <w:i/>
           <w:iCs/>
         </w:rPr>
-        <w:t xml:space="preserve">"is Vector's ISO 27001 certificate actually valid?"</w:t>
-      </w:r>
-      <w:r>
-        <w:t xml:space="preserve"> </w:t>
-      </w:r>
-      <w:r>
-        <w:t xml:space="preserve">was</w:t>
-      </w:r>
-      <w:r>
-        <w:t xml:space="preserve"> </w:t>
-      </w:r>
-      <w:r>
-        <w:t xml:space="preserve">answered by handing the model my own conclusion. The one thing the brief forbids</w:t>
-      </w:r>
-      <w:r>
-        <w:t xml:space="preserve"> </w:t>
-      </w:r>
-      <w:r>
-        <w:t xml:space="preserve">by name. Derived now.</w:t>
+        <w:t xml:space="preserve">What was wrong:</w:t>
+      </w:r>
+      <w:r>
+        <w:t xml:space="preserve"> </w:t>
+      </w:r>
+      <w:r>
+        <w:t xml:space="preserve">the tool that checked the questionnaire read a pass/fail flag</w:t>
+      </w:r>
+      <w:r>
+        <w:t xml:space="preserve"> </w:t>
+      </w:r>
+      <w:r>
+        <w:t xml:space="preserve">and a hand-typed sentence out of a data file. So</w:t>
+      </w:r>
+      <w:r>
+        <w:t xml:space="preserve"> </w:t>
+      </w:r>
+      <w:r>
+        <w:rPr>
+          <w:i/>
+          <w:iCs/>
+        </w:rPr>
+        <w:t xml:space="preserve">"is Vector's ISO 27001</w:t>
+      </w:r>
+      <w:r>
+        <w:rPr>
+          <w:i/>
+          <w:iCs/>
+        </w:rPr>
+        <w:t xml:space="preserve"> </w:t>
+      </w:r>
+      <w:r>
+        <w:rPr>
+          <w:i/>
+          <w:iCs/>
+        </w:rPr>
+        <w:t xml:space="preserve">certificate actually valid?"</w:t>
+      </w:r>
+      <w:r>
+        <w:t xml:space="preserve"> </w:t>
+      </w:r>
+      <w:r>
+        <w:t xml:space="preserve">was answered by handing the model my own</w:t>
+      </w:r>
+      <w:r>
+        <w:t xml:space="preserve"> </w:t>
+      </w:r>
+      <w:r>
+        <w:t xml:space="preserve">conclusion, which is the one thing the brief forbids by name.</w:t>
+      </w:r>
+      <w:r>
+        <w:t xml:space="preserve"> </w:t>
+      </w:r>
+      <w:r>
+        <w:rPr>
+          <w:i/>
+          <w:iCs/>
+        </w:rPr>
+        <w:t xml:space="preserve">How I fixed it:</w:t>
+      </w:r>
+      <w:r>
+        <w:t xml:space="preserve"> </w:t>
+      </w:r>
+      <w:r>
+        <w:t xml:space="preserve">the verdict is now worked out from the supplier's actual</w:t>
+      </w:r>
+      <w:r>
+        <w:t xml:space="preserve"> </w:t>
+      </w:r>
+      <w:r>
+        <w:t xml:space="preserve">answer and the certificate attached to it, every time it is asked.</w:t>
       </w:r>
     </w:p>
     <w:p>
@@ -407,49 +586,69 @@
         <w:t xml:space="preserve"> </w:t>
       </w:r>
       <w:r>
-        <w:t xml:space="preserve">Found while writing the other</w:t>
-      </w:r>
-      <w:r>
-        <w:t xml:space="preserve"> </w:t>
-      </w:r>
-      <w:r>
-        <w:t xml:space="preserve">document. The tool gave the model thirty line amounts and no subtotal, so asked</w:t>
-      </w:r>
-      <w:r>
-        <w:t xml:space="preserve"> </w:t>
-      </w:r>
-      <w:r>
-        <w:t xml:space="preserve">to draft the award it summed them in prose: ₹1.48 cr and ₹2.49 cr against true</w:t>
-      </w:r>
-      <w:r>
-        <w:t xml:space="preserve"> </w:t>
-      </w:r>
-      <w:r>
-        <w:t xml:space="preserve">figures of ₹1.85 cr and ₹1.46 cr, three parts totalling ₹4.70 cr against the</w:t>
-      </w:r>
-      <w:r>
-        <w:t xml:space="preserve"> </w:t>
-      </w:r>
-      <w:r>
-        <w:t xml:space="preserve">₹4.05 cr it had quoted correctly two sentences earlier. On the one sentence a</w:t>
-      </w:r>
-      <w:r>
-        <w:t xml:space="preserve"> </w:t>
-      </w:r>
-      <w:r>
-        <w:t xml:space="preserve">buyer defends to a CFO. "The model must not do arithmetic" is only an</w:t>
-      </w:r>
-      <w:r>
-        <w:t xml:space="preserve"> </w:t>
-      </w:r>
-      <w:r>
-        <w:t xml:space="preserve">instruction until the tool stops requiring it, so the tool now returns the split</w:t>
-      </w:r>
-      <w:r>
-        <w:t xml:space="preserve"> </w:t>
-      </w:r>
-      <w:r>
-        <w:t xml:space="preserve">and the model quotes it.</w:t>
+        <w:rPr>
+          <w:i/>
+          <w:iCs/>
+        </w:rPr>
+        <w:t xml:space="preserve">What was wrong:</w:t>
+      </w:r>
+      <w:r>
+        <w:t xml:space="preserve"> </w:t>
+      </w:r>
+      <w:r>
+        <w:t xml:space="preserve">the tool gave the model thirty line-by-line amounts and no</w:t>
+      </w:r>
+      <w:r>
+        <w:t xml:space="preserve"> </w:t>
+      </w:r>
+      <w:r>
+        <w:t xml:space="preserve">totals per supplier, so when asked to draft the award it added them up itself</w:t>
+      </w:r>
+      <w:r>
+        <w:t xml:space="preserve"> </w:t>
+      </w:r>
+      <w:r>
+        <w:t xml:space="preserve">and got them wrong: ₹1.48 cr and ₹2.49 cr against real figures of ₹1.85 cr and</w:t>
+      </w:r>
+      <w:r>
+        <w:t xml:space="preserve"> </w:t>
+      </w:r>
+      <w:r>
+        <w:t xml:space="preserve">₹1.46 cr. Its three parts came to ₹4.70 cr against the ₹4.05 cr it had quoted</w:t>
+      </w:r>
+      <w:r>
+        <w:t xml:space="preserve"> </w:t>
+      </w:r>
+      <w:r>
+        <w:t xml:space="preserve">correctly two sentences earlier. On the one sentence a buyer shows a CFO.</w:t>
+      </w:r>
+      <w:r>
+        <w:t xml:space="preserve"> </w:t>
+      </w:r>
+      <w:r>
+        <w:rPr>
+          <w:i/>
+          <w:iCs/>
+        </w:rPr>
+        <w:t xml:space="preserve">How I fixed it:</w:t>
+      </w:r>
+      <w:r>
+        <w:t xml:space="preserve"> </w:t>
+      </w:r>
+      <w:r>
+        <w:t xml:space="preserve">"the model must not do maths" is only a wish until the tool</w:t>
+      </w:r>
+      <w:r>
+        <w:t xml:space="preserve"> </w:t>
+      </w:r>
+      <w:r>
+        <w:t xml:space="preserve">stops making it necessary. The tool now returns each supplier's total, worked</w:t>
+      </w:r>
+      <w:r>
+        <w:t xml:space="preserve"> </w:t>
+      </w:r>
+      <w:r>
+        <w:t xml:space="preserve">out by the same code that worked out the headline, and the model quotes it.</w:t>
       </w:r>
     </w:p>
     <w:p>
@@ -461,59 +660,201 @@
           <w:b/>
           <w:bCs/>
         </w:rPr>
-        <w:t xml:space="preserve">Confidence was the wrong trigger.</w:t>
-      </w:r>
-      <w:r>
-        <w:t xml:space="preserve"> </w:t>
-      </w:r>
-      <w:r>
-        <w:t xml:space="preserve">I read one rate card as five photographs</w:t>
-      </w:r>
-      <w:r>
-        <w:t xml:space="preserve"> </w:t>
-      </w:r>
-      <w:r>
-        <w:t xml:space="preserve">of falling quality. The fourth came back 52% accurate, at 0.90 confidence on</w:t>
-      </w:r>
-      <w:r>
-        <w:t xml:space="preserve"> </w:t>
-      </w:r>
-      <w:r>
-        <w:t xml:space="preserve">every wrong digit, so a low-confidence check would never have fired. The second</w:t>
-      </w:r>
-      <w:r>
-        <w:t xml:space="preserve"> </w:t>
-      </w:r>
-      <w:r>
-        <w:t xml:space="preserve">read is triggered by money now: the eight largest numbers on any photograph get</w:t>
-      </w:r>
-      <w:r>
-        <w:t xml:space="preserve"> </w:t>
-      </w:r>
-      <w:r>
-        <w:t xml:space="preserve">checked independently whatever the model claims. A cell below that threshold can still be</w:t>
-      </w:r>
-      <w:r>
-        <w:t xml:space="preserve"> </w:t>
-      </w:r>
-      <w:r>
-        <w:t xml:space="preserve">read, plausible and wrong, and that is the top open risk in the build. My</w:t>
-      </w:r>
-      <w:r>
-        <w:t xml:space="preserve"> </w:t>
-      </w:r>
-      <w:r>
-        <w:t xml:space="preserve">harness had missed all of it by testing only the easiest and hardest images.</w:t>
+        <w:t xml:space="preserve">The safety net on photographs caught nothing.</w:t>
+      </w:r>
+      <w:r>
+        <w:t xml:space="preserve"> </w:t>
+      </w:r>
+      <w:r>
+        <w:t xml:space="preserve">This is the one I would lead</w:t>
+      </w:r>
+      <w:r>
+        <w:t xml:space="preserve"> </w:t>
+      </w:r>
+      <w:r>
+        <w:t xml:space="preserve">with, because it is the brief's own question: what does it show the buyer when</w:t>
+      </w:r>
+      <w:r>
+        <w:t xml:space="preserve"> </w:t>
+      </w:r>
+      <w:r>
+        <w:t xml:space="preserve">it isn't sure?</w:t>
+      </w:r>
+    </w:p>
+    <w:p>
+      <w:pPr>
+        <w:pStyle w:val="BodyText"/>
+      </w:pPr>
+      <w:r>
+        <w:rPr>
+          <w:i/>
+          <w:iCs/>
+        </w:rPr>
+        <w:t xml:space="preserve">What was wrong, in two layers.</w:t>
+      </w:r>
+      <w:r>
+        <w:t xml:space="preserve"> </w:t>
+      </w:r>
+      <w:r>
+        <w:t xml:space="preserve">I read one rate card as five photographs of</w:t>
+      </w:r>
+      <w:r>
+        <w:t xml:space="preserve"> </w:t>
+      </w:r>
+      <w:r>
+        <w:t xml:space="preserve">falling quality. The fourth came back 52% accurate while reporting 0.90</w:t>
+      </w:r>
+      <w:r>
+        <w:t xml:space="preserve"> </w:t>
+      </w:r>
+      <w:r>
+        <w:t xml:space="preserve">confidence on every wrong digit, so any check that fires on low confidence would</w:t>
+      </w:r>
+      <w:r>
+        <w:t xml:space="preserve"> </w:t>
+      </w:r>
+      <w:r>
+        <w:t xml:space="preserve">never have fired. I switched the trigger to money: the eight largest numbers on</w:t>
+      </w:r>
+      <w:r>
+        <w:t xml:space="preserve"> </w:t>
+      </w:r>
+      <w:r>
+        <w:t xml:space="preserve">any photograph get read a second time, independently, on a different model. Five</w:t>
+      </w:r>
+      <w:r>
+        <w:t xml:space="preserve"> </w:t>
+      </w:r>
+      <w:r>
+        <w:t xml:space="preserve">of Vector's prices then disagreed badly. 84,000 against 99,500. 61,800 against</w:t>
+      </w:r>
+      <w:r>
+        <w:t xml:space="preserve"> </w:t>
+      </w:r>
+      <w:r>
+        <w:t xml:space="preserve">268. And</w:t>
+      </w:r>
+      <w:r>
+        <w:t xml:space="preserve"> </w:t>
+      </w:r>
+      <w:r>
+        <w:rPr>
+          <w:b/>
+          <w:bCs/>
+        </w:rPr>
+        <w:t xml:space="preserve">all five stayed in the total and won their line in the award.</w:t>
+      </w:r>
+      <w:r>
+        <w:t xml:space="preserve"> </w:t>
+      </w:r>
+      <w:r>
+        <w:t xml:space="preserve">The</w:t>
+      </w:r>
+      <w:r>
+        <w:t xml:space="preserve"> </w:t>
+      </w:r>
+      <w:r>
+        <w:t xml:space="preserve">disagreement was recorded, shown on screen, and changed nothing, because it only</w:t>
+      </w:r>
+      <w:r>
+        <w:t xml:space="preserve"> </w:t>
+      </w:r>
+      <w:r>
+        <w:t xml:space="preserve">lowered a confidence score and the calculator has never read confidence. The</w:t>
+      </w:r>
+      <w:r>
+        <w:t xml:space="preserve"> </w:t>
+      </w:r>
+      <w:r>
+        <w:t xml:space="preserve">cache made it worse: it rebuilt every price from the model's raw answer on each</w:t>
+      </w:r>
+      <w:r>
+        <w:t xml:space="preserve"> </w:t>
+      </w:r>
+      <w:r>
+        <w:t xml:space="preserve">reload, so even the confidence downgrade was thrown away. The first read of a</w:t>
+      </w:r>
+      <w:r>
+        <w:t xml:space="preserve"> </w:t>
+      </w:r>
+      <w:r>
+        <w:t xml:space="preserve">document was safe and every read after it was not, which is the worst shape a</w:t>
+      </w:r>
+      <w:r>
+        <w:t xml:space="preserve"> </w:t>
+      </w:r>
+      <w:r>
+        <w:t xml:space="preserve">bug can have, because it disappears the moment you go looking with a fresh file.</w:t>
+      </w:r>
+    </w:p>
+    <w:p>
+      <w:pPr>
+        <w:pStyle w:val="BodyText"/>
+      </w:pPr>
+      <w:r>
+        <w:rPr>
+          <w:i/>
+          <w:iCs/>
+        </w:rPr>
+        <w:t xml:space="preserve">How I fixed it.</w:t>
+      </w:r>
+      <w:r>
+        <w:t xml:space="preserve"> </w:t>
+      </w:r>
+      <w:r>
+        <w:t xml:space="preserve">A contested price is now excluded outright and put in front of</w:t>
+      </w:r>
+      <w:r>
+        <w:t xml:space="preserve"> </w:t>
+      </w:r>
+      <w:r>
+        <w:t xml:space="preserve">a person, carrying both readings. The comparison moved the day I fixed it:</w:t>
+      </w:r>
+      <w:r>
+        <w:t xml:space="preserve"> </w:t>
+      </w:r>
+      <w:r>
+        <w:t xml:space="preserve">cheapest-from-anyone went from ₹3.88 cr to ₹3.91 cr, which is the honest number.</w:t>
+      </w:r>
+      <w:r>
+        <w:t xml:space="preserve"> </w:t>
+      </w:r>
+      <w:r>
+        <w:t xml:space="preserve">What is still open is that a smaller price, outside the largest eight, could be</w:t>
+      </w:r>
+      <w:r>
+        <w:t xml:space="preserve"> </w:t>
+      </w:r>
+      <w:r>
+        <w:t xml:space="preserve">read wrong and look right. That is the top risk left in the build. I found all</w:t>
+      </w:r>
+      <w:r>
+        <w:t xml:space="preserve"> </w:t>
+      </w:r>
+      <w:r>
+        <w:t xml:space="preserve">of this by fact-checking my own documentation, which claimed the price was</w:t>
+      </w:r>
+      <w:r>
+        <w:t xml:space="preserve"> </w:t>
+      </w:r>
+      <w:r>
+        <w:t xml:space="preserve">pulled from the total. The claim was right about what should happen and wrong</w:t>
+      </w:r>
+      <w:r>
+        <w:t xml:space="preserve"> </w:t>
+      </w:r>
+      <w:r>
+        <w:t xml:space="preserve">about what did.</w:t>
       </w:r>
     </w:p>
     <w:bookmarkEnd w:id="11"/>
-    <w:bookmarkStart w:id="12" w:name="what-i-deliberately-left-out"/>
+    <w:bookmarkStart w:id="12" w:name="what-i-left-out-and-why"/>
     <w:p>
       <w:pPr>
         <w:pStyle w:val="Heading2"/>
       </w:pPr>
       <w:r>
-        <w:t xml:space="preserve">What I deliberately left out</w:t>
+        <w:t xml:space="preserve">What I left out, and why</w:t>
       </w:r>
     </w:p>
     <w:p>
@@ -529,25 +870,31 @@
           <w:b/>
           <w:bCs/>
         </w:rPr>
-        <w:t xml:space="preserve">Real email transport.</w:t>
-      </w:r>
-      <w:r>
-        <w:t xml:space="preserve"> </w:t>
-      </w:r>
-      <w:r>
-        <w:t xml:space="preserve">Stubbed, as permitted. The documents are genuinely</w:t>
-      </w:r>
-      <w:r>
-        <w:t xml:space="preserve"> </w:t>
-      </w:r>
-      <w:r>
-        <w:t xml:space="preserve">generated; only delivery is faked. The channel choice is not faked: invite a</w:t>
-      </w:r>
-      <w:r>
-        <w:t xml:space="preserve"> </w:t>
-      </w:r>
-      <w:r>
-        <w:t xml:space="preserve">supplier on WhatsApp and their certificate genuinely does not arrive.</w:t>
+        <w:t xml:space="preserve">Real email sending.</w:t>
+      </w:r>
+      <w:r>
+        <w:t xml:space="preserve"> </w:t>
+      </w:r>
+      <w:r>
+        <w:t xml:space="preserve">Stubbed, as the brief permits, because the plumbing</w:t>
+      </w:r>
+      <w:r>
+        <w:t xml:space="preserve"> </w:t>
+      </w:r>
+      <w:r>
+        <w:t xml:space="preserve">proves nothing and the reading proves everything. The channel choice is not</w:t>
+      </w:r>
+      <w:r>
+        <w:t xml:space="preserve"> </w:t>
+      </w:r>
+      <w:r>
+        <w:t xml:space="preserve">faked: invite a supplier on WhatsApp and their certificate really does not</w:t>
+      </w:r>
+      <w:r>
+        <w:t xml:space="preserve"> </w:t>
+      </w:r>
+      <w:r>
+        <w:t xml:space="preserve">arrive, because that is what the medium does.</w:t>
       </w:r>
     </w:p>
     <w:p>
@@ -563,31 +910,49 @@
           <w:b/>
           <w:bCs/>
         </w:rPr>
-        <w:t xml:space="preserve">Letting the buyer correct a cell.</w:t>
-      </w:r>
-      <w:r>
-        <w:t xml:space="preserve"> </w:t>
-      </w:r>
-      <w:r>
-        <w:t xml:space="preserve">They can change any assumption and</w:t>
-      </w:r>
-      <w:r>
-        <w:t xml:space="preserve"> </w:t>
-      </w:r>
-      <w:r>
-        <w:t xml:space="preserve">chase a supplier for a better answer. They cannot type over a number the</w:t>
-      </w:r>
-      <w:r>
-        <w:t xml:space="preserve"> </w:t>
-      </w:r>
-      <w:r>
-        <w:t xml:space="preserve">reader got wrong. That is the right next feature, and it needs an audit trail</w:t>
-      </w:r>
-      <w:r>
-        <w:t xml:space="preserve"> </w:t>
-      </w:r>
-      <w:r>
-        <w:t xml:space="preserve">rather than a text box.</w:t>
+        <w:t xml:space="preserve">Letting the buyer correct the system.</w:t>
+      </w:r>
+      <w:r>
+        <w:t xml:space="preserve"> </w:t>
+      </w:r>
+      <w:r>
+        <w:t xml:space="preserve">They can chase a supplier for a</w:t>
+      </w:r>
+      <w:r>
+        <w:t xml:space="preserve"> </w:t>
+      </w:r>
+      <w:r>
+        <w:t xml:space="preserve">better answer, and every assumption is shown with its source and the</w:t>
+      </w:r>
+      <w:r>
+        <w:t xml:space="preserve"> </w:t>
+      </w:r>
+      <w:r>
+        <w:t xml:space="preserve">alternative I rejected. But they cannot overwrite a price, and they cannot</w:t>
+      </w:r>
+      <w:r>
+        <w:t xml:space="preserve"> </w:t>
+      </w:r>
+      <w:r>
+        <w:t xml:space="preserve">edit an assumption from the screen. Both are the right next features and both</w:t>
+      </w:r>
+      <w:r>
+        <w:t xml:space="preserve"> </w:t>
+      </w:r>
+      <w:r>
+        <w:t xml:space="preserve">need an audit trail: an editable grid with no record of who changed what</w:t>
+      </w:r>
+      <w:r>
+        <w:t xml:space="preserve"> </w:t>
+      </w:r>
+      <w:r>
+        <w:t xml:space="preserve">quietly destroys the one thing this product sells, which is that every number</w:t>
+      </w:r>
+      <w:r>
+        <w:t xml:space="preserve"> </w:t>
+      </w:r>
+      <w:r>
+        <w:t xml:space="preserve">can say where it came from.</w:t>
       </w:r>
     </w:p>
     <w:p>
@@ -603,19 +968,25 @@
           <w:b/>
           <w:bCs/>
         </w:rPr>
-        <w:t xml:space="preserve">Per-enquiry tenancy.</w:t>
-      </w:r>
-      <w:r>
-        <w:t xml:space="preserve"> </w:t>
-      </w:r>
-      <w:r>
-        <w:t xml:space="preserve">Supplier codes are globally unique. Fine for one</w:t>
-      </w:r>
-      <w:r>
-        <w:t xml:space="preserve"> </w:t>
-      </w:r>
-      <w:r>
-        <w:t xml:space="preserve">buyer, wrong for a real tenant model.</w:t>
+        <w:t xml:space="preserve">Multi-tenancy.</w:t>
+      </w:r>
+      <w:r>
+        <w:t xml:space="preserve"> </w:t>
+      </w:r>
+      <w:r>
+        <w:t xml:space="preserve">Supplier codes are unique across the whole system rather</w:t>
+      </w:r>
+      <w:r>
+        <w:t xml:space="preserve"> </w:t>
+      </w:r>
+      <w:r>
+        <w:t xml:space="preserve">than per enquiry. Correct for one buyer, wrong for a real customer base. Not</w:t>
+      </w:r>
+      <w:r>
+        <w:t xml:space="preserve"> </w:t>
+      </w:r>
+      <w:r>
+        <w:t xml:space="preserve">worth building before there is a second buyer.</w:t>
       </w:r>
     </w:p>
     <w:p>
@@ -631,7 +1002,7 @@
           <w:b/>
           <w:bCs/>
         </w:rPr>
-        <w:t xml:space="preserve">Full independence from the shipped example.</w:t>
+        <w:t xml:space="preserve">Cutting the last ties to the shipped example.</w:t>
       </w:r>
       <w:r>
         <w:t xml:space="preserve"> </w:t>
@@ -643,13 +1014,19 @@
         <w:t xml:space="preserve"> </w:t>
       </w:r>
       <w:r>
-        <w:t xml:space="preserve">enquiry and it works, but it still borrows the example's buyer and assumption</w:t>
-      </w:r>
-      <w:r>
-        <w:t xml:space="preserve"> </w:t>
-      </w:r>
-      <w:r>
-        <w:t xml:space="preserve">ledger, and one analyst tool reads line descriptions from the catalogue.</w:t>
+        <w:t xml:space="preserve">enquiry and it works end to end, but it still borrows the example's buyer</w:t>
+      </w:r>
+      <w:r>
+        <w:t xml:space="preserve"> </w:t>
+      </w:r>
+      <w:r>
+        <w:t xml:space="preserve">details and assumption list. Visible only to someone who drafts a second</w:t>
+      </w:r>
+      <w:r>
+        <w:t xml:space="preserve"> </w:t>
+      </w:r>
+      <w:r>
+        <w:t xml:space="preserve">enquiry, so it lost to work the interviewer will actually see.</w:t>
       </w:r>
     </w:p>
     <w:p>
@@ -671,7 +1048,13 @@
         <w:t xml:space="preserve"> </w:t>
       </w:r>
       <w:r>
-        <w:t xml:space="preserve">30 lines and 5 replies is what is tested, not 300 and 30.</w:t>
+        <w:t xml:space="preserve">Tested at 30 lines and 5 replies, not 300 and 30. The brief asked</w:t>
+      </w:r>
+      <w:r>
+        <w:t xml:space="preserve"> </w:t>
+      </w:r>
+      <w:r>
+        <w:t xml:space="preserve">for the size where it hurts, and that size is about judgement, not volume.</w:t>
       </w:r>
     </w:p>
     <w:p>
@@ -687,53 +1070,103 @@
           <w:b/>
           <w:bCs/>
         </w:rPr>
-        <w:t xml:space="preserve">A rupee figure on each ambiguity hold.</w:t>
-      </w:r>
-      <w:r>
-        <w:t xml:space="preserve"> </w:t>
-      </w:r>
-      <w:r>
-        <w:t xml:space="preserve">The gate says what a supplier could</w:t>
-      </w:r>
-      <w:r>
-        <w:t xml:space="preserve"> </w:t>
-      </w:r>
-      <w:r>
-        <w:t xml:space="preserve">do with an ambiguous line. What it would cost is the better number.</w:t>
+        <w:t xml:space="preserve">Pricing each ambiguity warning.</w:t>
+      </w:r>
+      <w:r>
+        <w:t xml:space="preserve"> </w:t>
+      </w:r>
+      <w:r>
+        <w:t xml:space="preserve">The gate tells the buyer what a supplier</w:t>
+      </w:r>
+      <w:r>
+        <w:t xml:space="preserve"> </w:t>
+      </w:r>
+      <w:r>
+        <w:t xml:space="preserve">could do with a vague line. What that vagueness would cost in rupees is the</w:t>
+      </w:r>
+      <w:r>
+        <w:t xml:space="preserve"> </w:t>
+      </w:r>
+      <w:r>
+        <w:t xml:space="preserve">better warning, and I ran out of time before building it.</w:t>
       </w:r>
     </w:p>
     <w:bookmarkEnd w:id="12"/>
-    <w:bookmarkStart w:id="13" w:name="Xe4cccb033c565295e005e4ad3b135f9ad65ebca"/>
+    <w:bookmarkStart w:id="13" w:name="the-problem-i-think-matters-more"/>
     <w:p>
       <w:pPr>
         <w:pStyle w:val="Heading2"/>
       </w:pPr>
       <w:r>
-        <w:t xml:space="preserve">The interesting problem was somewhere else</w:t>
+        <w:t xml:space="preserve">The problem I think matters more</w:t>
       </w:r>
     </w:p>
     <w:p>
       <w:pPr>
         <w:pStyle w:val="FirstParagraph"/>
       </w:pPr>
-      <w:r>
-        <w:t xml:space="preserve">Every ugly edge traces back to</w:t>
-      </w:r>
-      <w:r>
-        <w:t xml:space="preserve"> </w:t>
-      </w:r>
       <w:r>
         <w:rPr>
           <w:b/>
           <w:bCs/>
         </w:rPr>
-        <w:t xml:space="preserve">a line that was ambiguous when it left the</w:t>
-      </w:r>
+        <w:t xml:space="preserve">The obvious problem.</w:t>
+      </w:r>
+      <w:r>
+        <w:t xml:space="preserve"> </w:t>
+      </w:r>
+      <w:r>
+        <w:t xml:space="preserve">Almost every mess in this data starts with a vague line</w:t>
+      </w:r>
+      <w:r>
+        <w:t xml:space="preserve"> </w:t>
+      </w:r>
+      <w:r>
+        <w:t xml:space="preserve">in the enquiry. Ask for "32GB DDR5 RDIMM" without saying "as a matched kit of</w:t>
+      </w:r>
+      <w:r>
+        <w:t xml:space="preserve"> </w:t>
+      </w:r>
+      <w:r>
+        <w:t xml:space="preserve">two 16GB sticks" and three suppliers price three different things. Better AI</w:t>
+      </w:r>
+      <w:r>
+        <w:t xml:space="preserve"> </w:t>
+      </w:r>
+      <w:r>
+        <w:t xml:space="preserve">never fixes that, because all three of them answered the question you actually</w:t>
+      </w:r>
+      <w:r>
+        <w:t xml:space="preserve"> </w:t>
+      </w:r>
+      <w:r>
+        <w:t xml:space="preserve">asked. So I built the gate that holds the enquiry until the line is clear.</w:t>
+      </w:r>
+    </w:p>
+    <w:p>
+      <w:pPr>
+        <w:pStyle w:val="BodyText"/>
+      </w:pPr>
       <w:r>
         <w:rPr>
           <w:b/>
           <w:bCs/>
         </w:rPr>
+        <w:t xml:space="preserve">The better problem.</w:t>
+      </w:r>
+      <w:r>
+        <w:t xml:space="preserve"> </w:t>
+      </w:r>
+      <w:r>
+        <w:t xml:space="preserve">Building that, I noticed something bigger. Reading</w:t>
+      </w:r>
+      <w:r>
+        <w:t xml:space="preserve"> </w:t>
+      </w:r>
+      <w:r>
+        <w:t xml:space="preserve">documents was never the bottleneck.</w:t>
+      </w:r>
+      <w:r>
         <w:t xml:space="preserve"> </w:t>
       </w:r>
       <w:r>
@@ -741,31 +1174,7 @@
           <w:b/>
           <w:bCs/>
         </w:rPr>
-        <w:t xml:space="preserve">building.</w:t>
-      </w:r>
-      <w:r>
-        <w:t xml:space="preserve"> </w:t>
-      </w:r>
-      <w:r>
-        <w:t xml:space="preserve">"32GB DDR5 RDIMM" without "as a matched kit of 2x16GB" comes back</w:t>
-      </w:r>
-      <w:r>
-        <w:t xml:space="preserve"> </w:t>
-      </w:r>
-      <w:r>
-        <w:t xml:space="preserve">three different ways from three suppliers, however good the extraction gets. So</w:t>
-      </w:r>
-      <w:r>
-        <w:t xml:space="preserve"> </w:t>
-      </w:r>
-      <w:r>
-        <w:t xml:space="preserve">I built the gate that holds an enquiry until the line says how many are in the</w:t>
-      </w:r>
-      <w:r>
-        <w:t xml:space="preserve"> </w:t>
-      </w:r>
-      <w:r>
-        <w:t xml:space="preserve">box.</w:t>
+        <w:t xml:space="preserve">Incomplete replies are.</w:t>
       </w:r>
     </w:p>
     <w:p>
@@ -773,7 +1182,13 @@
         <w:pStyle w:val="BodyText"/>
       </w:pPr>
       <w:r>
-        <w:t xml:space="preserve">Then a better problem appeared, and I think it is the real one.</w:t>
+        <w:t xml:space="preserve">Helios sent a five-line email. Two of thirty lines priced, no questionnaire, no</w:t>
+      </w:r>
+      <w:r>
+        <w:t xml:space="preserve"> </w:t>
+      </w:r>
+      <w:r>
+        <w:t xml:space="preserve">terms. The 28 lines they ignored are worth</w:t>
       </w:r>
       <w:r>
         <w:t xml:space="preserve"> </w:t>
@@ -783,61 +1198,22 @@
           <w:b/>
           <w:bCs/>
         </w:rPr>
-        <w:t xml:space="preserve">The reading</w:t>
-      </w:r>
-      <w:r>
-        <w:rPr>
-          <w:b/>
-          <w:bCs/>
-        </w:rPr>
-        <w:t xml:space="preserve"> </w:t>
-      </w:r>
-      <w:r>
-        <w:rPr>
-          <w:b/>
-          <w:bCs/>
-        </w:rPr>
-        <w:t xml:space="preserve">was never the bottleneck. The incomplete response is.</w:t>
-      </w:r>
-      <w:r>
-        <w:t xml:space="preserve"> </w:t>
-      </w:r>
-      <w:r>
-        <w:t xml:space="preserve">Helios sent five lines</w:t>
-      </w:r>
-      <w:r>
-        <w:t xml:space="preserve"> </w:t>
-      </w:r>
-      <w:r>
-        <w:t xml:space="preserve">of email: 2 of 30 lines priced, no questionnaire, no terms. The 28 lines they</w:t>
-      </w:r>
-      <w:r>
-        <w:t xml:space="preserve"> </w:t>
-      </w:r>
-      <w:r>
-        <w:t xml:space="preserve">left alone are worth</w:t>
-      </w:r>
-      <w:r>
-        <w:t xml:space="preserve"> </w:t>
-      </w:r>
-      <w:r>
-        <w:rPr>
-          <w:b/>
-          <w:bCs/>
-        </w:rPr>
-        <w:t xml:space="preserve">₹2.89 crore</w:t>
-      </w:r>
-      <w:r>
-        <w:t xml:space="preserve"> </w:t>
-      </w:r>
-      <w:r>
-        <w:t xml:space="preserve">at the cheapest bid on each. No amount of</w:t>
-      </w:r>
-      <w:r>
-        <w:t xml:space="preserve"> </w:t>
-      </w:r>
-      <w:r>
-        <w:t xml:space="preserve">model quality fixes that. It is ₹2.89 crore behind a request nobody sent.</w:t>
+        <w:t xml:space="preserve">₹2.92 crore</w:t>
+      </w:r>
+      <w:r>
+        <w:t xml:space="preserve">. No model, however</w:t>
+      </w:r>
+      <w:r>
+        <w:t xml:space="preserve"> </w:t>
+      </w:r>
+      <w:r>
+        <w:t xml:space="preserve">good, can read a price that was never written. That is ₹2.92 crore of the deal</w:t>
+      </w:r>
+      <w:r>
+        <w:t xml:space="preserve"> </w:t>
+      </w:r>
+      <w:r>
+        <w:t xml:space="preserve">sitting behind a follow-up nobody sent.</w:t>
       </w:r>
     </w:p>
     <w:p>
@@ -845,66 +1221,68 @@
         <w:pStyle w:val="BodyText"/>
       </w:pPr>
       <w:r>
-        <w:t xml:space="preserve">So the system works out what each supplier still owes, asks for only that with a</w:t>
-      </w:r>
-      <w:r>
-        <w:t xml:space="preserve"> </w:t>
-      </w:r>
-      <w:r>
-        <w:t xml:space="preserve">deadline, and keeps "they never sent it" apart from "they sent something we</w:t>
-      </w:r>
-      <w:r>
-        <w:t xml:space="preserve"> </w:t>
-      </w:r>
-      <w:r>
-        <w:t xml:space="preserve">cannot use". The point is not the chasing. It is that</w:t>
-      </w:r>
-      <w:r>
-        <w:t xml:space="preserve"> </w:t>
-      </w:r>
-      <w:r>
-        <w:rPr>
-          <w:b/>
-          <w:bCs/>
-        </w:rPr>
-        <w:t xml:space="preserve">"their questionnaire is</w:t>
-      </w:r>
-      <w:r>
-        <w:rPr>
-          <w:b/>
-          <w:bCs/>
-        </w:rPr>
-        <w:t xml:space="preserve"> </w:t>
-      </w:r>
-      <w:r>
-        <w:rPr>
-          <w:b/>
-          <w:bCs/>
-        </w:rPr>
-        <w:t xml:space="preserve">missing" and "we asked on the 10th, gave them until the 16th, and nothing came</w:t>
-      </w:r>
-      <w:r>
-        <w:rPr>
-          <w:b/>
-          <w:bCs/>
-        </w:rPr>
-        <w:t xml:space="preserve"> </w:t>
-      </w:r>
-      <w:r>
-        <w:rPr>
-          <w:b/>
-          <w:bCs/>
-        </w:rPr>
-        <w:t xml:space="preserve">back" are different facts</w:t>
-      </w:r>
-      <w:r>
-        <w:t xml:space="preserve">, and only the second lets a buyer award around a</w:t>
-      </w:r>
-      <w:r>
-        <w:t xml:space="preserve"> </w:t>
-      </w:r>
-      <w:r>
-        <w:t xml:space="preserve">supplier and defend it to a CFO.</w:t>
+        <w:t xml:space="preserve">So the system works out exactly what each supplier still owes, asks for only</w:t>
+      </w:r>
+      <w:r>
+        <w:t xml:space="preserve"> </w:t>
+      </w:r>
+      <w:r>
+        <w:t xml:space="preserve">that with a deadline, and records the ask. And it keeps two things apart that</w:t>
+      </w:r>
+      <w:r>
+        <w:t xml:space="preserve"> </w:t>
+      </w:r>
+      <w:r>
+        <w:t xml:space="preserve">look identical on a screen:</w:t>
+      </w:r>
+      <w:r>
+        <w:t xml:space="preserve"> </w:t>
+      </w:r>
+      <w:r>
+        <w:rPr>
+          <w:i/>
+          <w:iCs/>
+        </w:rPr>
+        <w:t xml:space="preserve">"we never got it"</w:t>
+      </w:r>
+      <w:r>
+        <w:t xml:space="preserve"> </w:t>
+      </w:r>
+      <w:r>
+        <w:t xml:space="preserve">and</w:t>
+      </w:r>
+      <w:r>
+        <w:t xml:space="preserve"> </w:t>
+      </w:r>
+      <w:r>
+        <w:rPr>
+          <w:i/>
+          <w:iCs/>
+        </w:rPr>
+        <w:t xml:space="preserve">"we asked on the 10th, gave</w:t>
+      </w:r>
+      <w:r>
+        <w:rPr>
+          <w:i/>
+          <w:iCs/>
+        </w:rPr>
+        <w:t xml:space="preserve"> </w:t>
+      </w:r>
+      <w:r>
+        <w:rPr>
+          <w:i/>
+          <w:iCs/>
+        </w:rPr>
+        <w:t xml:space="preserve">them until the 16th, and nothing came back"</w:t>
+      </w:r>
+      <w:r>
+        <w:t xml:space="preserve">. Only the second one lets a buyer</w:t>
+      </w:r>
+      <w:r>
+        <w:t xml:space="preserve"> </w:t>
+      </w:r>
+      <w:r>
+        <w:t xml:space="preserve">award the business to somebody else and defend that decision afterwards.</w:t>
       </w:r>
     </w:p>
     <w:p>
@@ -912,13 +1290,19 @@
         <w:pStyle w:val="BodyText"/>
       </w:pPr>
       <w:r>
-        <w:t xml:space="preserve">Get good at reading documents and stay bad at closing the loop, and buyers end</w:t>
-      </w:r>
-      <w:r>
-        <w:t xml:space="preserve"> </w:t>
-      </w:r>
-      <w:r>
-        <w:t xml:space="preserve">up with beautiful comparisons of incomplete data. Another week goes there.</w:t>
+        <w:t xml:space="preserve">Get very good at reading documents and stay bad at closing the loop, and all you</w:t>
+      </w:r>
+      <w:r>
+        <w:t xml:space="preserve"> </w:t>
+      </w:r>
+      <w:r>
+        <w:t xml:space="preserve">have built is a beautiful comparison of incomplete information. That is where I</w:t>
+      </w:r>
+      <w:r>
+        <w:t xml:space="preserve"> </w:t>
+      </w:r>
+      <w:r>
+        <w:t xml:space="preserve">would spend the next week.</w:t>
       </w:r>
     </w:p>
     <w:bookmarkEnd w:id="13"/>
@@ -928,7 +1312,7 @@
         <w:numRestart w:val="eachSect"/>
       </w:footnotePr>
       <w:pgSz w:h="16838" w:w="11906"/>
-      <w:pgMar w:bottom="850" w:left="907" w:right="907" w:top="850"/>
+      <w:pgMar w:bottom="709" w:left="765" w:right="765" w:top="709"/>
     </w:sectPr>
   </w:body>
 </w:document>
@@ -1169,11 +1553,11 @@
     <w:name w:val="Normal"/>
     <w:qFormat/>
     <w:pPr>
-      <w:spacing w:after="70" w:before="0" w:line="245" w:lineRule="auto"/>
+      <w:spacing w:after="44" w:before="0" w:line="235" w:lineRule="auto"/>
     </w:pPr>
     <w:rPr>
       <w:rFonts w:ascii="Calibri" w:hAnsi="Calibri"/>
-      <w:sz w:val="18"/>
+      <w:sz w:val="16"/>
     </w:rPr>
   </w:style>
   <w:style w:styleId="BodyText" w:type="paragraph">
@@ -1182,11 +1566,11 @@
     <w:link w:val="BodyTextChar"/>
     <w:qFormat/>
     <w:pPr>
-      <w:spacing w:after="70" w:before="0" w:line="245" w:lineRule="auto"/>
+      <w:spacing w:after="44" w:before="0" w:line="235" w:lineRule="auto"/>
     </w:pPr>
     <w:rPr>
       <w:rFonts w:ascii="Calibri" w:hAnsi="Calibri"/>
-      <w:sz w:val="18"/>
+      <w:sz w:val="16"/>
     </w:rPr>
   </w:style>
   <w:style w:customStyle="1" w:styleId="FirstParagraph" w:type="paragraph">
@@ -1200,11 +1584,11 @@
     <w:basedOn w:val="BodyText"/>
     <w:qFormat/>
     <w:pPr>
-      <w:spacing w:after="40" w:before="0" w:line="245" w:lineRule="auto"/>
+      <w:spacing w:after="24" w:before="0" w:line="235" w:lineRule="auto"/>
     </w:pPr>
     <w:rPr>
       <w:rFonts w:ascii="Calibri" w:hAnsi="Calibri"/>
-      <w:sz w:val="18"/>
+      <w:sz w:val="16"/>
     </w:rPr>
   </w:style>
   <w:style w:styleId="Title" w:type="paragraph">
@@ -1216,7 +1600,7 @@
     <w:qFormat/>
     <w:rsid w:val="00A10FD9"/>
     <w:pPr>
-      <w:spacing w:after="60" w:before="0" w:line="245" w:lineRule="auto"/>
+      <w:spacing w:after="40" w:before="0" w:line="235" w:lineRule="auto"/>
       <w:contextualSpacing/>
       <w:jc w:val="center"/>
     </w:pPr>
@@ -1224,7 +1608,7 @@
       <w:rFonts w:ascii="Calibri" w:asciiTheme="majorHAnsi" w:cstheme="majorBidi" w:eastAsiaTheme="majorEastAsia" w:hAnsi="Calibri" w:hAnsiTheme="majorHAnsi"/>
       <w:b/>
       <w:color w:val="111111"/>
-      <w:sz w:val="34"/>
+      <w:sz w:val="30"/>
       <w:szCs w:val="56"/>
     </w:rPr>
   </w:style>
@@ -1355,14 +1739,14 @@
     <w:pPr>
       <w:keepNext/>
       <w:keepLines/>
-      <w:spacing w:after="70" w:before="180" w:line="245" w:lineRule="auto"/>
+      <w:spacing w:after="40" w:before="110" w:line="235" w:lineRule="auto"/>
       <w:outlineLvl w:val="0"/>
     </w:pPr>
     <w:rPr>
       <w:rFonts w:ascii="Calibri" w:asciiTheme="majorHAnsi" w:cstheme="majorBidi" w:eastAsiaTheme="majorEastAsia" w:hAnsi="Calibri" w:hAnsiTheme="majorHAnsi"/>
       <w:b/>
       <w:color w:val="111111"/>
-      <w:sz w:val="24"/>
+      <w:sz w:val="21"/>
       <w:szCs w:val="40"/>
     </w:rPr>
   </w:style>
@@ -1379,14 +1763,14 @@
     <w:pPr>
       <w:keepNext/>
       <w:keepLines/>
-      <w:spacing w:after="60" w:before="140" w:line="245" w:lineRule="auto"/>
+      <w:spacing w:after="32" w:before="80" w:line="235" w:lineRule="auto"/>
       <w:outlineLvl w:val="1"/>
     </w:pPr>
     <w:rPr>
       <w:rFonts w:ascii="Calibri" w:asciiTheme="majorHAnsi" w:cstheme="majorBidi" w:eastAsiaTheme="majorEastAsia" w:hAnsi="Calibri" w:hAnsiTheme="majorHAnsi"/>
       <w:b/>
       <w:color w:val="111111"/>
-      <w:sz w:val="20"/>
+      <w:sz w:val="18"/>
       <w:szCs w:val="32"/>
     </w:rPr>
   </w:style>

--- a/docs/DECISIONS.docx
+++ b/docs/DECISIONS.docx
@@ -546,7 +546,7 @@
         <w:t xml:space="preserve"> </w:t>
       </w:r>
       <w:r>
-        <w:t xml:space="preserve">conclusion, which is the one thing the brief forbids by name.</w:t>
+        <w:t xml:space="preserve">conclusion, which is exactly the shortcut this project rules out.</w:t>
       </w:r>
       <w:r>
         <w:t xml:space="preserve"> </w:t>
@@ -672,7 +672,7 @@
         <w:t xml:space="preserve"> </w:t>
       </w:r>
       <w:r>
-        <w:t xml:space="preserve">with, because it is the brief's own question: what does it show the buyer when</w:t>
+        <w:t xml:space="preserve">with, because it is the central question: what does it show the buyer when</w:t>
       </w:r>
       <w:r>
         <w:t xml:space="preserve"> </w:t>
@@ -876,7 +876,7 @@
         <w:t xml:space="preserve"> </w:t>
       </w:r>
       <w:r>
-        <w:t xml:space="preserve">Stubbed, as the brief permits, because the plumbing</w:t>
+        <w:t xml:space="preserve">Stubbed by design, because the plumbing</w:t>
       </w:r>
       <w:r>
         <w:t xml:space="preserve"> </w:t>
@@ -1026,7 +1026,7 @@
         <w:t xml:space="preserve"> </w:t>
       </w:r>
       <w:r>
-        <w:t xml:space="preserve">enquiry, so it lost to work the interviewer will actually see.</w:t>
+        <w:t xml:space="preserve">enquiry, so it lost to work every user will actually see.</w:t>
       </w:r>
     </w:p>
     <w:p>
@@ -1048,13 +1048,13 @@
         <w:t xml:space="preserve"> </w:t>
       </w:r>
       <w:r>
-        <w:t xml:space="preserve">Tested at 30 lines and 5 replies, not 300 and 30. The brief asked</w:t>
-      </w:r>
-      <w:r>
-        <w:t xml:space="preserve"> </w:t>
-      </w:r>
-      <w:r>
-        <w:t xml:space="preserve">for the size where it hurts, and that size is about judgement, not volume.</w:t>
+        <w:t xml:space="preserve">Tested at 30 lines and 5 replies, not 300 and 30. The scope was</w:t>
+      </w:r>
+      <w:r>
+        <w:t xml:space="preserve"> </w:t>
+      </w:r>
+      <w:r>
+        <w:t xml:space="preserve">the size where it hurts, and that size is about judgement, not volume.</w:t>
       </w:r>
     </w:p>
     <w:p>

--- a/docs/DECISIONS.docx
+++ b/docs/DECISIONS.docx
@@ -55,13 +55,13 @@
         <w:t xml:space="preserve"> </w:t>
       </w:r>
       <w:r>
-        <w:t xml:space="preserve">because it has the most unit traps of the four</w:t>
-      </w:r>
-      <w:r>
-        <w:t xml:space="preserve"> </w:t>
-      </w:r>
-      <w:r>
-        <w:t xml:space="preserve">categories offered: kits, boxes of 10, boxes of 50, per-piece, per-DIMM. A unit</w:t>
+        <w:t xml:space="preserve">because it has the most unit traps of the</w:t>
+      </w:r>
+      <w:r>
+        <w:t xml:space="preserve"> </w:t>
+      </w:r>
+      <w:r>
+        <w:t xml:space="preserve">categories I considered: kits, boxes of 10, boxes of 50, per-piece, per-DIMM. A unit</w:t>
       </w:r>
       <w:r>
         <w:t xml:space="preserve"> </w:t>
